--- a/flow/20230927_hours/drafts/2024-04-g/11.04.docx
+++ b/flow/20230927_hours/drafts/2024-04-g/11.04.docx
@@ -1199,20 +1199,11 @@
       </w:r>
     </w:p>
     <w:p>
-      <w:pPr>
-        <w:spacing w:line="240" w:lineRule="auto"/>
-        <w:rPr>
-          <w:rFonts w:ascii="Times New Roman" w:hAnsi="Times New Roman"/>
-          <w:i/>
-          <w:color w:val="FF0000"/>
-          <w:sz w:val="24"/>
-        </w:rPr>
-      </w:pPr>
-      <w:r>
-        <w:rPr>
-          <w:rFonts w:ascii="Times New Roman" w:hAnsi="Times New Roman"/>
-          <w:i/>
-          <w:color w:val="FF0000"/>
+      <w:r>
+        <w:rPr>
+          <w:rFonts w:ascii="Times New Roman" w:hAnsi="Times New Roman"/>
+          <w:i/>
+          <w:color w:val="FF4400"/>
           <w:sz w:val="24"/>
         </w:rPr>
         <w:t xml:space="preserve">Тропар (г. 7): </w:t>
@@ -1220,9 +1211,10 @@
       <w:r>
         <w:rPr>
           <w:rFonts w:ascii="Times New Roman" w:hAnsi="Times New Roman"/>
-          <w:sz w:val="24"/>
-        </w:rPr>
-        <w:t>Хоч запечатаний був гріб,* як життя із гробу возсіяв Ти, Христе Боже,* і хоч замкнені були двері,* ученикам представ єси, як воскресіння всіх,* дух правий через них обновлюючи нам,* по великій Твоїй милості.</w:t>
+          <w:color w:val="333333"/>
+          <w:sz w:val="24"/>
+        </w:rPr>
+        <w:t>Хоч запечатаний був гріб,* як життя із гробу возсіяв Ти, Христе Боже,* і хоч замкнені були двері,* ученикам представ єси, як воскресіння всіх,* дух правий через них обновляючи нам,* по великій Твоїй милості.</w:t>
       </w:r>
     </w:p>
     <w:p>
@@ -1525,28 +1517,22 @@
       </w:r>
     </w:p>
     <w:p>
-      <w:pPr>
-        <w:spacing w:line="240" w:lineRule="auto"/>
-        <w:rPr>
-          <w:rFonts w:ascii="Times New Roman" w:hAnsi="Times New Roman"/>
-          <w:sz w:val="24"/>
-        </w:rPr>
-      </w:pPr>
-      <w:r>
-        <w:rPr>
-          <w:rFonts w:ascii="Times New Roman" w:hAnsi="Times New Roman"/>
-          <w:i/>
-          <w:color w:val="FF0000"/>
-          <w:sz w:val="24"/>
-        </w:rPr>
-        <w:t xml:space="preserve">Кондак (г. 8): </w:t>
-      </w:r>
-      <w:r>
-        <w:rPr>
-          <w:rFonts w:ascii="Times New Roman" w:hAnsi="Times New Roman"/>
-          <w:sz w:val="24"/>
-        </w:rPr>
-        <w:t>Допитливою десницею* життєдайні Твої ребра Тома провірив, Христе Боже,* бо, хоч замкнені були двері, як Ти увійшов,* він із іншими апостолами кликав до Тебе:* Господь єси і Бог мій.</w:t>
+      <w:r>
+        <w:rPr>
+          <w:rFonts w:ascii="Times New Roman" w:hAnsi="Times New Roman"/>
+          <w:i/>
+          <w:color w:val="FF4400"/>
+          <w:sz w:val="24"/>
+        </w:rPr>
+        <w:t>Кондак (г. 8):</w:t>
+      </w:r>
+      <w:r>
+        <w:rPr>
+          <w:rFonts w:ascii="Times New Roman" w:hAnsi="Times New Roman"/>
+          <w:color w:val="333333"/>
+          <w:sz w:val="24"/>
+        </w:rPr>
+        <w:t xml:space="preserve"> Допитливою десницею* життєдайні Твої ребра Тома провірив, Христе Боже,* бо, хоч замкнені були двері, як Ти увійшов,* він із іншими апостолами кликав до Тебе:* Господь єси і Бог мій.</w:t>
       </w:r>
     </w:p>
     <w:p>
@@ -3545,20 +3531,11 @@
       </w:r>
     </w:p>
     <w:p>
-      <w:pPr>
-        <w:spacing w:line="240" w:lineRule="auto"/>
-        <w:rPr>
-          <w:rFonts w:ascii="Times New Roman" w:hAnsi="Times New Roman"/>
-          <w:i/>
-          <w:color w:val="FF0000"/>
-          <w:sz w:val="24"/>
-        </w:rPr>
-      </w:pPr>
-      <w:r>
-        <w:rPr>
-          <w:rFonts w:ascii="Times New Roman" w:hAnsi="Times New Roman"/>
-          <w:i/>
-          <w:color w:val="FF0000"/>
+      <w:r>
+        <w:rPr>
+          <w:rFonts w:ascii="Times New Roman" w:hAnsi="Times New Roman"/>
+          <w:i/>
+          <w:color w:val="FF4400"/>
           <w:sz w:val="24"/>
         </w:rPr>
         <w:t xml:space="preserve">Тропар (г. 7): </w:t>
@@ -3566,24 +3543,6 @@
       <w:r>
         <w:rPr>
           <w:rFonts w:ascii="Times New Roman" w:hAnsi="Times New Roman"/>
-          <w:sz w:val="24"/>
-        </w:rPr>
-        <w:t>Хоч запечатаний був гріб,* як життя із гробу возсіяв Ти, Христе Боже,* і хоч замкнені були двері,* ученикам представ єси, як воскресіння всіх,* дух правий через них обновлюючи нам,* по великій Твоїй милості.</w:t>
-      </w:r>
-    </w:p>
-    <w:p>
-      <w:r>
-        <w:rPr>
-          <w:rFonts w:ascii="Times New Roman" w:hAnsi="Times New Roman"/>
-          <w:i/>
-          <w:color w:val="FF4400"/>
-          <w:sz w:val="24"/>
-        </w:rPr>
-        <w:t xml:space="preserve">Тропар (г. 7): </w:t>
-      </w:r>
-      <w:r>
-        <w:rPr>
-          <w:rFonts w:ascii="Times New Roman" w:hAnsi="Times New Roman"/>
           <w:color w:val="333333"/>
           <w:sz w:val="24"/>
         </w:rPr>
@@ -3607,33 +3566,28 @@
       </w:r>
     </w:p>
     <w:p>
-      <w:pPr>
-        <w:spacing w:after="120" w:line="240" w:lineRule="auto"/>
-        <w:ind w:hanging="2"/>
-        <w:jc w:val="both"/>
-        <w:rPr>
-          <w:rFonts w:ascii="Times New Roman" w:hAnsi="Times New Roman"/>
-          <w:sz w:val="24"/>
-          <w:szCs w:val="24"/>
-        </w:rPr>
-      </w:pPr>
-      <w:r>
-        <w:rPr>
-          <w:rFonts w:ascii="Times New Roman" w:hAnsi="Times New Roman"/>
-          <w:i/>
-          <w:color w:val="FF0000"/>
-          <w:sz w:val="24"/>
-          <w:szCs w:val="24"/>
-        </w:rPr>
-        <w:t>Тропар (г. 8):</w:t>
-      </w:r>
-      <w:r>
-        <w:rPr>
-          <w:rFonts w:ascii="Times New Roman" w:hAnsi="Times New Roman"/>
-          <w:sz w:val="24"/>
-          <w:szCs w:val="24"/>
-        </w:rPr>
-        <w:t xml:space="preserve"> Православія наставнику, благочестя учителю і чистоти вселенної світильнику,* архиєреїв богонатхненна прикрасо, Мартине премудрий,* ученням твоїм Ти все просвітив, сопілко духовна.* Моли Христа Бога, щоб спаслися душі наші.</w:t>
+      <w:r>
+        <w:rPr>
+          <w:rFonts w:ascii="Times New Roman" w:hAnsi="Times New Roman"/>
+          <w:i/>
+          <w:color w:val="FF0000"/>
+          <w:sz w:val="24"/>
+        </w:rPr>
+        <w:t>Тропар (г. 4):</w:t>
+      </w:r>
+      <w:r>
+        <w:rPr>
+          <w:rFonts w:ascii="Times New Roman" w:hAnsi="Times New Roman"/>
+          <w:sz w:val="24"/>
+        </w:rPr>
+        <w:t xml:space="preserve"> Ідольські хитрощі приборкав ти, Антипо,* і подолав ти диявольську силу.* Перед богоборцями сміливо Христа визнав єси.* З ангельськими чинами в вишніх оселившись,* і Владиці всіх славослов’я приносячи, молишся вдячно за нас,* даруючи благодать зцілення.* Т</w:t>
+      </w:r>
+      <w:r>
+        <w:rPr>
+          <w:rFonts w:ascii="Times New Roman" w:hAnsi="Times New Roman"/>
+          <w:sz w:val="24"/>
+        </w:rPr>
+        <w:t xml:space="preserve">ому й вшановуємо тебе, священномученику Антипо.* Моли Христа Бога, щоб спас душі наші. </w:t>
       </w:r>
     </w:p>
     <w:p>
@@ -3911,42 +3865,28 @@
       </w:r>
     </w:p>
     <w:p>
-      <w:pPr>
-        <w:spacing w:after="120" w:line="240" w:lineRule="auto"/>
-        <w:ind w:hanging="2"/>
-        <w:jc w:val="both"/>
-        <w:rPr>
-          <w:rFonts w:ascii="Times New Roman" w:hAnsi="Times New Roman"/>
-          <w:sz w:val="24"/>
-          <w:szCs w:val="24"/>
-        </w:rPr>
-      </w:pPr>
-      <w:r>
-        <w:rPr>
-          <w:rFonts w:ascii="Times New Roman" w:hAnsi="Times New Roman"/>
-          <w:i/>
-          <w:color w:val="FF0000"/>
-          <w:sz w:val="24"/>
-          <w:szCs w:val="24"/>
-        </w:rPr>
-        <w:t>Кондак Мартинові (г. 4):</w:t>
-      </w:r>
-      <w:r>
-        <w:rPr>
-          <w:rFonts w:ascii="Times New Roman" w:hAnsi="Times New Roman"/>
-          <w:i/>
-          <w:sz w:val="24"/>
-          <w:szCs w:val="24"/>
-        </w:rPr>
-        <w:t xml:space="preserve"> </w:t>
-      </w:r>
-      <w:r>
-        <w:rPr>
-          <w:rFonts w:ascii="Times New Roman" w:hAnsi="Times New Roman"/>
-          <w:sz w:val="24"/>
-          <w:szCs w:val="24"/>
-        </w:rPr>
-        <w:t>Священними ісповіданнями прикрасився і завершив життя як мученик,* на небеса піднявся ти, Мартине мудрий,* і вінцем нев’янучим від Бога був ти вінчаний.* Тому святу твою пам’ять звершуємо, кличучи:* пом’яни нас, Священноблаженний,* стоячи перед Христом.</w:t>
+      <w:r>
+        <w:rPr>
+          <w:rFonts w:ascii="Times New Roman" w:hAnsi="Times New Roman"/>
+          <w:i/>
+          <w:color w:val="FF0000"/>
+          <w:sz w:val="24"/>
+        </w:rPr>
+        <w:t>Кондак (г. 4):</w:t>
+      </w:r>
+      <w:r>
+        <w:rPr>
+          <w:rFonts w:ascii="Times New Roman" w:hAnsi="Times New Roman"/>
+          <w:sz w:val="24"/>
+        </w:rPr>
+        <w:t xml:space="preserve"> Співпрестольником апостолів і окрасою святителів був ти, Блаженний.* Прославився як мученик, засяявши, мов сонце,* і всіх просвітлюючи, Антипо священний.</w:t>
+      </w:r>
+      <w:r>
+        <w:rPr>
+          <w:rFonts w:ascii="Times New Roman" w:hAnsi="Times New Roman"/>
+          <w:sz w:val="24"/>
+        </w:rPr>
+        <w:t xml:space="preserve">* І зруйнував глибоку темряву безбожності.* Тому й вшановуємо тебе, як божественного священномученика* і зцілень подателя. </w:t>
       </w:r>
     </w:p>
     <w:p>
@@ -5757,20 +5697,11 @@
       </w:r>
     </w:p>
     <w:p>
-      <w:pPr>
-        <w:spacing w:line="240" w:lineRule="auto"/>
-        <w:rPr>
-          <w:rFonts w:ascii="Times New Roman" w:hAnsi="Times New Roman"/>
-          <w:i/>
-          <w:color w:val="FF0000"/>
-          <w:sz w:val="24"/>
-        </w:rPr>
-      </w:pPr>
-      <w:r>
-        <w:rPr>
-          <w:rFonts w:ascii="Times New Roman" w:hAnsi="Times New Roman"/>
-          <w:i/>
-          <w:color w:val="FF0000"/>
+      <w:r>
+        <w:rPr>
+          <w:rFonts w:ascii="Times New Roman" w:hAnsi="Times New Roman"/>
+          <w:i/>
+          <w:color w:val="FF4400"/>
           <w:sz w:val="24"/>
         </w:rPr>
         <w:t xml:space="preserve">Тропар (г. 7): </w:t>
@@ -5778,9 +5709,10 @@
       <w:r>
         <w:rPr>
           <w:rFonts w:ascii="Times New Roman" w:hAnsi="Times New Roman"/>
-          <w:sz w:val="24"/>
-        </w:rPr>
-        <w:t>Хоч запечатаний був гріб,* як життя із гробу возсіяв Ти, Христе Боже,* і хоч замкнені були двері,* ученикам представ єси, як воскресіння всіх,* дух правий через них обновлюючи нам,* по великій Твоїй милості.</w:t>
+          <w:color w:val="333333"/>
+          <w:sz w:val="24"/>
+        </w:rPr>
+        <w:t>Хоч запечатаний був гріб,* як життя із гробу возсіяв Ти, Христе Боже,* і хоч замкнені були двері,* ученикам представ єси, як воскресіння всіх,* дух правий через них обновляючи нам,* по великій Твоїй милості.</w:t>
       </w:r>
     </w:p>
     <w:p>
@@ -6059,29 +5991,22 @@
       </w:r>
     </w:p>
     <w:p>
-      <w:pPr>
-        <w:spacing w:line="240" w:lineRule="auto"/>
-        <w:rPr>
-          <w:rFonts w:ascii="Times New Roman" w:hAnsi="Times New Roman"/>
-          <w:sz w:val="24"/>
-        </w:rPr>
-      </w:pPr>
-      <w:r>
-        <w:rPr>
-          <w:rFonts w:ascii="Times New Roman" w:hAnsi="Times New Roman"/>
-          <w:i/>
-          <w:color w:val="FF0000"/>
-          <w:sz w:val="24"/>
-        </w:rPr>
-        <w:lastRenderedPageBreak/>
-        <w:t xml:space="preserve">Кондак (г. 8): </w:t>
-      </w:r>
-      <w:r>
-        <w:rPr>
-          <w:rFonts w:ascii="Times New Roman" w:hAnsi="Times New Roman"/>
-          <w:sz w:val="24"/>
-        </w:rPr>
-        <w:t>Допитливою десницею* життєдайні Твої ребра Тома провірив, Христе Боже,* бо, хоч замкнені були двері, як Ти увійшов,* він із іншими апостолами кликав до Тебе:* Господь єси і Бог мій.</w:t>
+      <w:r>
+        <w:rPr>
+          <w:rFonts w:ascii="Times New Roman" w:hAnsi="Times New Roman"/>
+          <w:i/>
+          <w:color w:val="FF4400"/>
+          <w:sz w:val="24"/>
+        </w:rPr>
+        <w:t>Кондак (г. 8):</w:t>
+      </w:r>
+      <w:r>
+        <w:rPr>
+          <w:rFonts w:ascii="Times New Roman" w:hAnsi="Times New Roman"/>
+          <w:color w:val="333333"/>
+          <w:sz w:val="24"/>
+        </w:rPr>
+        <w:t xml:space="preserve"> Допитливою десницею* життєдайні Твої ребра Тома провірив, Христе Боже,* бо, хоч замкнені були двері, як Ти увійшов,* він із іншими апостолами кликав до Тебе:* Господь єси і Бог мій.</w:t>
       </w:r>
     </w:p>
     <w:p>
@@ -7799,20 +7724,11 @@
       </w:r>
     </w:p>
     <w:p>
-      <w:pPr>
-        <w:spacing w:line="240" w:lineRule="auto"/>
-        <w:rPr>
-          <w:rFonts w:ascii="Times New Roman" w:hAnsi="Times New Roman"/>
-          <w:i/>
-          <w:color w:val="FF0000"/>
-          <w:sz w:val="24"/>
-        </w:rPr>
-      </w:pPr>
-      <w:r>
-        <w:rPr>
-          <w:rFonts w:ascii="Times New Roman" w:hAnsi="Times New Roman"/>
-          <w:i/>
-          <w:color w:val="FF0000"/>
+      <w:r>
+        <w:rPr>
+          <w:rFonts w:ascii="Times New Roman" w:hAnsi="Times New Roman"/>
+          <w:i/>
+          <w:color w:val="FF4400"/>
           <w:sz w:val="24"/>
         </w:rPr>
         <w:t xml:space="preserve">Тропар (г. 7): </w:t>
@@ -7820,24 +7736,6 @@
       <w:r>
         <w:rPr>
           <w:rFonts w:ascii="Times New Roman" w:hAnsi="Times New Roman"/>
-          <w:sz w:val="24"/>
-        </w:rPr>
-        <w:t>Хоч запечатаний був гріб,* як життя із гробу возсіяв Ти, Христе Боже,* і хоч замкнені були двері,* ученикам представ єси, як воскресіння всіх,* дух правий через них обновлюючи нам,* по великій Твоїй милості.</w:t>
-      </w:r>
-    </w:p>
-    <w:p>
-      <w:r>
-        <w:rPr>
-          <w:rFonts w:ascii="Times New Roman" w:hAnsi="Times New Roman"/>
-          <w:i/>
-          <w:color w:val="FF4400"/>
-          <w:sz w:val="24"/>
-        </w:rPr>
-        <w:t xml:space="preserve">Тропар (г. 7): </w:t>
-      </w:r>
-      <w:r>
-        <w:rPr>
-          <w:rFonts w:ascii="Times New Roman" w:hAnsi="Times New Roman"/>
           <w:color w:val="333333"/>
           <w:sz w:val="24"/>
         </w:rPr>
@@ -7861,42 +7759,28 @@
       </w:r>
     </w:p>
     <w:p>
-      <w:pPr>
-        <w:spacing w:after="120" w:line="240" w:lineRule="auto"/>
-        <w:ind w:hanging="2"/>
-        <w:jc w:val="both"/>
-        <w:rPr>
-          <w:rFonts w:ascii="Times New Roman" w:hAnsi="Times New Roman"/>
-          <w:sz w:val="24"/>
-          <w:szCs w:val="24"/>
-        </w:rPr>
-      </w:pPr>
-      <w:r>
-        <w:rPr>
-          <w:rFonts w:ascii="Times New Roman" w:hAnsi="Times New Roman"/>
-          <w:i/>
-          <w:color w:val="FF0000"/>
-          <w:sz w:val="24"/>
-          <w:szCs w:val="24"/>
-        </w:rPr>
-        <w:t>Тропар мучеників (г. 4):</w:t>
-      </w:r>
-      <w:r>
-        <w:rPr>
-          <w:rFonts w:ascii="Times New Roman" w:hAnsi="Times New Roman"/>
-          <w:i/>
-          <w:sz w:val="24"/>
-          <w:szCs w:val="24"/>
-        </w:rPr>
-        <w:t xml:space="preserve"> </w:t>
-      </w:r>
-      <w:r>
-        <w:rPr>
-          <w:rFonts w:ascii="Times New Roman" w:hAnsi="Times New Roman"/>
-          <w:sz w:val="24"/>
-          <w:szCs w:val="24"/>
-        </w:rPr>
-        <w:t>Ви відкинули земні почесті і славу,* хоробрі й чесні страждальці,* мужньо перетерпіли муки заради віри,* видавши себе на смерть за життя всіх Владиці.* Тому й Христос преславно огорнув вас з небес хмарами,* і почестями й вінцями від престолу слави вінчав.* Тому стоячи перед ангелами, моліться,* щоб спаслися душі наші.</w:t>
+      <w:r>
+        <w:rPr>
+          <w:rFonts w:ascii="Times New Roman" w:hAnsi="Times New Roman"/>
+          <w:i/>
+          <w:color w:val="FF0000"/>
+          <w:sz w:val="24"/>
+        </w:rPr>
+        <w:t>Тропар (г. 4):</w:t>
+      </w:r>
+      <w:r>
+        <w:rPr>
+          <w:rFonts w:ascii="Times New Roman" w:hAnsi="Times New Roman"/>
+          <w:sz w:val="24"/>
+        </w:rPr>
+        <w:t xml:space="preserve"> Ідольські хитрощі приборкав ти, Антипо,* і подолав ти диявольську силу.* Перед богоборцями сміливо Христа визнав єси.* З ангельськими чинами в вишніх оселившись,* і Владиці всіх славослов’я приносячи, молишся вдячно за нас,* даруючи благодать зцілення.* Т</w:t>
+      </w:r>
+      <w:r>
+        <w:rPr>
+          <w:rFonts w:ascii="Times New Roman" w:hAnsi="Times New Roman"/>
+          <w:sz w:val="24"/>
+        </w:rPr>
+        <w:t xml:space="preserve">ому й вшановуємо тебе, священномученику Антипо.* Моли Христа Бога, щоб спас душі наші. </w:t>
       </w:r>
     </w:p>
     <w:p>
@@ -8187,33 +8071,28 @@
       </w:r>
     </w:p>
     <w:p>
-      <w:pPr>
-        <w:spacing w:after="120" w:line="240" w:lineRule="auto"/>
-        <w:ind w:hanging="2"/>
-        <w:jc w:val="both"/>
-        <w:rPr>
-          <w:rFonts w:ascii="Times New Roman" w:hAnsi="Times New Roman"/>
-          <w:sz w:val="24"/>
-          <w:szCs w:val="24"/>
-        </w:rPr>
-      </w:pPr>
-      <w:r>
-        <w:rPr>
-          <w:rFonts w:ascii="Times New Roman" w:hAnsi="Times New Roman"/>
-          <w:i/>
-          <w:color w:val="FF0000"/>
-          <w:sz w:val="24"/>
-          <w:szCs w:val="24"/>
-        </w:rPr>
-        <w:t>Кондак мученикам (г. 3):</w:t>
-      </w:r>
-      <w:r>
-        <w:rPr>
-          <w:rFonts w:ascii="Times New Roman" w:hAnsi="Times New Roman"/>
-          <w:sz w:val="24"/>
-          <w:szCs w:val="24"/>
-        </w:rPr>
-        <w:t xml:space="preserve"> Батьківську оману покинувши, святі Мученики,* Ви щиро прийшли до Христа,* і були сміливими аж до смерті.* Тому й воістину отримали почесті перемоги,* неустанно молячи за всіх Владику.</w:t>
+      <w:r>
+        <w:rPr>
+          <w:rFonts w:ascii="Times New Roman" w:hAnsi="Times New Roman"/>
+          <w:i/>
+          <w:color w:val="FF0000"/>
+          <w:sz w:val="24"/>
+        </w:rPr>
+        <w:t>Кондак (г. 4):</w:t>
+      </w:r>
+      <w:r>
+        <w:rPr>
+          <w:rFonts w:ascii="Times New Roman" w:hAnsi="Times New Roman"/>
+          <w:sz w:val="24"/>
+        </w:rPr>
+        <w:t xml:space="preserve"> Співпрестольником апостолів і окрасою святителів був ти, Блаженний.* Прославився як мученик, засяявши, мов сонце,* і всіх просвітлюючи, Антипо священний.</w:t>
+      </w:r>
+      <w:r>
+        <w:rPr>
+          <w:rFonts w:ascii="Times New Roman" w:hAnsi="Times New Roman"/>
+          <w:sz w:val="24"/>
+        </w:rPr>
+        <w:t xml:space="preserve">* І зруйнував глибоку темряву безбожності.* Тому й вшановуємо тебе, як божественного священномученика* і зцілень подателя. </w:t>
       </w:r>
     </w:p>
     <w:p>
